--- a/tillsyn/A 57026-2024 tillsynsbegäran.docx
+++ b/tillsyn/A 57026-2024 tillsynsbegäran.docx
@@ -218,7 +218,7 @@
     <w:r>
       <w:tab/>
       <w:tab/>
-      <w:t>2025-02-26</w:t>
+      <w:t>2025-02-27</w:t>
       <w:br/>
       <w:br/>
     </w:r>

--- a/tillsyn/A 57026-2024 tillsynsbegäran.docx
+++ b/tillsyn/A 57026-2024 tillsynsbegäran.docx
@@ -218,7 +218,7 @@
     <w:r>
       <w:tab/>
       <w:tab/>
-      <w:t>2025-02-27</w:t>
+      <w:t>2025-02-28</w:t>
       <w:br/>
       <w:br/>
     </w:r>

--- a/tillsyn/A 57026-2024 tillsynsbegäran.docx
+++ b/tillsyn/A 57026-2024 tillsynsbegäran.docx
@@ -218,7 +218,7 @@
     <w:r>
       <w:tab/>
       <w:tab/>
-      <w:t>2025-02-28</w:t>
+      <w:t>2025-03-01</w:t>
       <w:br/>
       <w:br/>
     </w:r>

--- a/tillsyn/A 57026-2024 tillsynsbegäran.docx
+++ b/tillsyn/A 57026-2024 tillsynsbegäran.docx
@@ -218,7 +218,7 @@
     <w:r>
       <w:tab/>
       <w:tab/>
-      <w:t>2025-03-01</w:t>
+      <w:t>2025-03-02</w:t>
       <w:br/>
       <w:br/>
     </w:r>

--- a/tillsyn/A 57026-2024 tillsynsbegäran.docx
+++ b/tillsyn/A 57026-2024 tillsynsbegäran.docx
@@ -218,7 +218,7 @@
     <w:r>
       <w:tab/>
       <w:tab/>
-      <w:t>2025-03-02</w:t>
+      <w:t>2025-03-03</w:t>
       <w:br/>
       <w:br/>
     </w:r>

--- a/tillsyn/A 57026-2024 tillsynsbegäran.docx
+++ b/tillsyn/A 57026-2024 tillsynsbegäran.docx
@@ -218,7 +218,7 @@
     <w:r>
       <w:tab/>
       <w:tab/>
-      <w:t>2025-03-03</w:t>
+      <w:t>2025-03-04</w:t>
       <w:br/>
       <w:br/>
     </w:r>

--- a/tillsyn/A 57026-2024 tillsynsbegäran.docx
+++ b/tillsyn/A 57026-2024 tillsynsbegäran.docx
@@ -218,7 +218,7 @@
     <w:r>
       <w:tab/>
       <w:tab/>
-      <w:t>2025-03-04</w:t>
+      <w:t>2025-03-05</w:t>
       <w:br/>
       <w:br/>
     </w:r>

--- a/tillsyn/A 57026-2024 tillsynsbegäran.docx
+++ b/tillsyn/A 57026-2024 tillsynsbegäran.docx
@@ -218,7 +218,7 @@
     <w:r>
       <w:tab/>
       <w:tab/>
-      <w:t>2025-03-05</w:t>
+      <w:t>2025-03-06</w:t>
       <w:br/>
       <w:br/>
     </w:r>

--- a/tillsyn/A 57026-2024 tillsynsbegäran.docx
+++ b/tillsyn/A 57026-2024 tillsynsbegäran.docx
@@ -218,7 +218,7 @@
     <w:r>
       <w:tab/>
       <w:tab/>
-      <w:t>2025-03-06</w:t>
+      <w:t>2025-03-07</w:t>
       <w:br/>
       <w:br/>
     </w:r>

--- a/tillsyn/A 57026-2024 tillsynsbegäran.docx
+++ b/tillsyn/A 57026-2024 tillsynsbegäran.docx
@@ -218,7 +218,7 @@
     <w:r>
       <w:tab/>
       <w:tab/>
-      <w:t>2025-03-07</w:t>
+      <w:t>2025-03-08</w:t>
       <w:br/>
       <w:br/>
     </w:r>

--- a/tillsyn/A 57026-2024 tillsynsbegäran.docx
+++ b/tillsyn/A 57026-2024 tillsynsbegäran.docx
@@ -218,7 +218,7 @@
     <w:r>
       <w:tab/>
       <w:tab/>
-      <w:t>2025-03-08</w:t>
+      <w:t>2025-03-09</w:t>
       <w:br/>
       <w:br/>
     </w:r>

--- a/tillsyn/A 57026-2024 tillsynsbegäran.docx
+++ b/tillsyn/A 57026-2024 tillsynsbegäran.docx
@@ -218,7 +218,7 @@
     <w:r>
       <w:tab/>
       <w:tab/>
-      <w:t>2025-03-09</w:t>
+      <w:t>2025-03-10</w:t>
       <w:br/>
       <w:br/>
     </w:r>

--- a/tillsyn/A 57026-2024 tillsynsbegäran.docx
+++ b/tillsyn/A 57026-2024 tillsynsbegäran.docx
@@ -218,7 +218,7 @@
     <w:r>
       <w:tab/>
       <w:tab/>
-      <w:t>2025-03-10</w:t>
+      <w:t>2025-03-11</w:t>
       <w:br/>
       <w:br/>
     </w:r>

--- a/tillsyn/A 57026-2024 tillsynsbegäran.docx
+++ b/tillsyn/A 57026-2024 tillsynsbegäran.docx
@@ -218,7 +218,7 @@
     <w:r>
       <w:tab/>
       <w:tab/>
-      <w:t>2025-03-11</w:t>
+      <w:t>2025-03-12</w:t>
       <w:br/>
       <w:br/>
     </w:r>

--- a/tillsyn/A 57026-2024 tillsynsbegäran.docx
+++ b/tillsyn/A 57026-2024 tillsynsbegäran.docx
@@ -218,7 +218,7 @@
     <w:r>
       <w:tab/>
       <w:tab/>
-      <w:t>2025-03-12</w:t>
+      <w:t>2025-03-13</w:t>
       <w:br/>
       <w:br/>
     </w:r>

--- a/tillsyn/A 57026-2024 tillsynsbegäran.docx
+++ b/tillsyn/A 57026-2024 tillsynsbegäran.docx
@@ -218,7 +218,7 @@
     <w:r>
       <w:tab/>
       <w:tab/>
-      <w:t>2025-03-13</w:t>
+      <w:t>2025-03-14</w:t>
       <w:br/>
       <w:br/>
     </w:r>

--- a/tillsyn/A 57026-2024 tillsynsbegäran.docx
+++ b/tillsyn/A 57026-2024 tillsynsbegäran.docx
@@ -218,7 +218,7 @@
     <w:r>
       <w:tab/>
       <w:tab/>
-      <w:t>2025-03-14</w:t>
+      <w:t>2025-03-15</w:t>
       <w:br/>
       <w:br/>
     </w:r>

--- a/tillsyn/A 57026-2024 tillsynsbegäran.docx
+++ b/tillsyn/A 57026-2024 tillsynsbegäran.docx
@@ -218,7 +218,7 @@
     <w:r>
       <w:tab/>
       <w:tab/>
-      <w:t>2025-03-15</w:t>
+      <w:t>2025-03-16</w:t>
       <w:br/>
       <w:br/>
     </w:r>

--- a/tillsyn/A 57026-2024 tillsynsbegäran.docx
+++ b/tillsyn/A 57026-2024 tillsynsbegäran.docx
@@ -218,7 +218,7 @@
     <w:r>
       <w:tab/>
       <w:tab/>
-      <w:t>2025-03-16</w:t>
+      <w:t>2025-03-17</w:t>
       <w:br/>
       <w:br/>
     </w:r>

--- a/tillsyn/A 57026-2024 tillsynsbegäran.docx
+++ b/tillsyn/A 57026-2024 tillsynsbegäran.docx
@@ -218,7 +218,7 @@
     <w:r>
       <w:tab/>
       <w:tab/>
-      <w:t>2025-03-17</w:t>
+      <w:t>2025-03-18</w:t>
       <w:br/>
       <w:br/>
     </w:r>

--- a/tillsyn/A 57026-2024 tillsynsbegäran.docx
+++ b/tillsyn/A 57026-2024 tillsynsbegäran.docx
@@ -218,7 +218,7 @@
     <w:r>
       <w:tab/>
       <w:tab/>
-      <w:t>2025-03-18</w:t>
+      <w:t>2025-03-19</w:t>
       <w:br/>
       <w:br/>
     </w:r>

--- a/tillsyn/A 57026-2024 tillsynsbegäran.docx
+++ b/tillsyn/A 57026-2024 tillsynsbegäran.docx
@@ -218,7 +218,7 @@
     <w:r>
       <w:tab/>
       <w:tab/>
-      <w:t>2025-03-19</w:t>
+      <w:t>2025-03-20</w:t>
       <w:br/>
       <w:br/>
     </w:r>

--- a/tillsyn/A 57026-2024 tillsynsbegäran.docx
+++ b/tillsyn/A 57026-2024 tillsynsbegäran.docx
@@ -218,7 +218,7 @@
     <w:r>
       <w:tab/>
       <w:tab/>
-      <w:t>2025-03-20</w:t>
+      <w:t>2025-03-21</w:t>
       <w:br/>
       <w:br/>
     </w:r>

--- a/tillsyn/A 57026-2024 tillsynsbegäran.docx
+++ b/tillsyn/A 57026-2024 tillsynsbegäran.docx
@@ -218,7 +218,7 @@
     <w:r>
       <w:tab/>
       <w:tab/>
-      <w:t>2025-03-21</w:t>
+      <w:t>2025-03-22</w:t>
       <w:br/>
       <w:br/>
     </w:r>

--- a/tillsyn/A 57026-2024 tillsynsbegäran.docx
+++ b/tillsyn/A 57026-2024 tillsynsbegäran.docx
@@ -218,7 +218,7 @@
     <w:r>
       <w:tab/>
       <w:tab/>
-      <w:t>2025-03-22</w:t>
+      <w:t>2025-03-23</w:t>
       <w:br/>
       <w:br/>
     </w:r>

--- a/tillsyn/A 57026-2024 tillsynsbegäran.docx
+++ b/tillsyn/A 57026-2024 tillsynsbegäran.docx
@@ -218,7 +218,7 @@
     <w:r>
       <w:tab/>
       <w:tab/>
-      <w:t>2025-03-23</w:t>
+      <w:t>2025-03-24</w:t>
       <w:br/>
       <w:br/>
     </w:r>

--- a/tillsyn/A 57026-2024 tillsynsbegäran.docx
+++ b/tillsyn/A 57026-2024 tillsynsbegäran.docx
@@ -218,7 +218,7 @@
     <w:r>
       <w:tab/>
       <w:tab/>
-      <w:t>2025-03-24</w:t>
+      <w:t>2025-03-25</w:t>
       <w:br/>
       <w:br/>
     </w:r>

--- a/tillsyn/A 57026-2024 tillsynsbegäran.docx
+++ b/tillsyn/A 57026-2024 tillsynsbegäran.docx
@@ -218,7 +218,7 @@
     <w:r>
       <w:tab/>
       <w:tab/>
-      <w:t>2025-03-25</w:t>
+      <w:t>2025-03-26</w:t>
       <w:br/>
       <w:br/>
     </w:r>

--- a/tillsyn/A 57026-2024 tillsynsbegäran.docx
+++ b/tillsyn/A 57026-2024 tillsynsbegäran.docx
@@ -218,7 +218,7 @@
     <w:r>
       <w:tab/>
       <w:tab/>
-      <w:t>2025-03-26</w:t>
+      <w:t>2025-03-27</w:t>
       <w:br/>
       <w:br/>
     </w:r>

--- a/tillsyn/A 57026-2024 tillsynsbegäran.docx
+++ b/tillsyn/A 57026-2024 tillsynsbegäran.docx
@@ -218,7 +218,7 @@
     <w:r>
       <w:tab/>
       <w:tab/>
-      <w:t>2025-03-27</w:t>
+      <w:t>2025-03-28</w:t>
       <w:br/>
       <w:br/>
     </w:r>

--- a/tillsyn/A 57026-2024 tillsynsbegäran.docx
+++ b/tillsyn/A 57026-2024 tillsynsbegäran.docx
@@ -218,7 +218,7 @@
     <w:r>
       <w:tab/>
       <w:tab/>
-      <w:t>2025-03-28</w:t>
+      <w:t>2025-03-29</w:t>
       <w:br/>
       <w:br/>
     </w:r>

--- a/tillsyn/A 57026-2024 tillsynsbegäran.docx
+++ b/tillsyn/A 57026-2024 tillsynsbegäran.docx
@@ -218,7 +218,7 @@
     <w:r>
       <w:tab/>
       <w:tab/>
-      <w:t>2025-04-02</w:t>
+      <w:t>2025-04-03</w:t>
       <w:br/>
       <w:br/>
     </w:r>

--- a/tillsyn/A 57026-2024 tillsynsbegäran.docx
+++ b/tillsyn/A 57026-2024 tillsynsbegäran.docx
@@ -218,7 +218,7 @@
     <w:r>
       <w:tab/>
       <w:tab/>
-      <w:t>2025-04-03</w:t>
+      <w:t>2025-04-05</w:t>
       <w:br/>
       <w:br/>
     </w:r>

--- a/tillsyn/A 57026-2024 tillsynsbegäran.docx
+++ b/tillsyn/A 57026-2024 tillsynsbegäran.docx
@@ -218,7 +218,7 @@
     <w:r>
       <w:tab/>
       <w:tab/>
-      <w:t>2025-04-05</w:t>
+      <w:t>2025-04-06</w:t>
       <w:br/>
       <w:br/>
     </w:r>

--- a/tillsyn/A 57026-2024 tillsynsbegäran.docx
+++ b/tillsyn/A 57026-2024 tillsynsbegäran.docx
@@ -218,7 +218,7 @@
     <w:r>
       <w:tab/>
       <w:tab/>
-      <w:t>2025-04-06</w:t>
+      <w:t>2025-04-07</w:t>
       <w:br/>
       <w:br/>
     </w:r>

--- a/tillsyn/A 57026-2024 tillsynsbegäran.docx
+++ b/tillsyn/A 57026-2024 tillsynsbegäran.docx
@@ -218,7 +218,7 @@
     <w:r>
       <w:tab/>
       <w:tab/>
-      <w:t>2025-04-07</w:t>
+      <w:t>2025-04-08</w:t>
       <w:br/>
       <w:br/>
     </w:r>

--- a/tillsyn/A 57026-2024 tillsynsbegäran.docx
+++ b/tillsyn/A 57026-2024 tillsynsbegäran.docx
@@ -218,7 +218,7 @@
     <w:r>
       <w:tab/>
       <w:tab/>
-      <w:t>2025-04-08</w:t>
+      <w:t>2025-04-09</w:t>
       <w:br/>
       <w:br/>
     </w:r>

--- a/tillsyn/A 57026-2024 tillsynsbegäran.docx
+++ b/tillsyn/A 57026-2024 tillsynsbegäran.docx
@@ -218,7 +218,7 @@
     <w:r>
       <w:tab/>
       <w:tab/>
-      <w:t>2025-04-09</w:t>
+      <w:t>2025-04-10</w:t>
       <w:br/>
       <w:br/>
     </w:r>

--- a/tillsyn/A 57026-2024 tillsynsbegäran.docx
+++ b/tillsyn/A 57026-2024 tillsynsbegäran.docx
@@ -218,7 +218,7 @@
     <w:r>
       <w:tab/>
       <w:tab/>
-      <w:t>2025-04-10</w:t>
+      <w:t>2025-04-11</w:t>
       <w:br/>
       <w:br/>
     </w:r>

--- a/tillsyn/A 57026-2024 tillsynsbegäran.docx
+++ b/tillsyn/A 57026-2024 tillsynsbegäran.docx
@@ -218,7 +218,7 @@
     <w:r>
       <w:tab/>
       <w:tab/>
-      <w:t>2025-04-11</w:t>
+      <w:t>2025-04-12</w:t>
       <w:br/>
       <w:br/>
     </w:r>

--- a/tillsyn/A 57026-2024 tillsynsbegäran.docx
+++ b/tillsyn/A 57026-2024 tillsynsbegäran.docx
@@ -218,7 +218,7 @@
     <w:r>
       <w:tab/>
       <w:tab/>
-      <w:t>2025-04-12</w:t>
+      <w:t>2025-04-13</w:t>
       <w:br/>
       <w:br/>
     </w:r>

--- a/tillsyn/A 57026-2024 tillsynsbegäran.docx
+++ b/tillsyn/A 57026-2024 tillsynsbegäran.docx
@@ -218,7 +218,7 @@
     <w:r>
       <w:tab/>
       <w:tab/>
-      <w:t>2025-04-13</w:t>
+      <w:t>2025-04-14</w:t>
       <w:br/>
       <w:br/>
     </w:r>

--- a/tillsyn/A 57026-2024 tillsynsbegäran.docx
+++ b/tillsyn/A 57026-2024 tillsynsbegäran.docx
@@ -218,7 +218,7 @@
     <w:r>
       <w:tab/>
       <w:tab/>
-      <w:t>2025-04-14</w:t>
+      <w:t>2025-04-15</w:t>
       <w:br/>
       <w:br/>
     </w:r>

--- a/tillsyn/A 57026-2024 tillsynsbegäran.docx
+++ b/tillsyn/A 57026-2024 tillsynsbegäran.docx
@@ -218,7 +218,7 @@
     <w:r>
       <w:tab/>
       <w:tab/>
-      <w:t>2025-04-15</w:t>
+      <w:t>2025-04-16</w:t>
       <w:br/>
       <w:br/>
     </w:r>

--- a/tillsyn/A 57026-2024 tillsynsbegäran.docx
+++ b/tillsyn/A 57026-2024 tillsynsbegäran.docx
@@ -218,7 +218,7 @@
     <w:r>
       <w:tab/>
       <w:tab/>
-      <w:t>2025-04-16</w:t>
+      <w:t>2025-04-17</w:t>
       <w:br/>
       <w:br/>
     </w:r>

--- a/tillsyn/A 57026-2024 tillsynsbegäran.docx
+++ b/tillsyn/A 57026-2024 tillsynsbegäran.docx
@@ -218,7 +218,7 @@
     <w:r>
       <w:tab/>
       <w:tab/>
-      <w:t>2025-04-17</w:t>
+      <w:t>2025-04-18</w:t>
       <w:br/>
       <w:br/>
     </w:r>

--- a/tillsyn/A 57026-2024 tillsynsbegäran.docx
+++ b/tillsyn/A 57026-2024 tillsynsbegäran.docx
@@ -218,7 +218,7 @@
     <w:r>
       <w:tab/>
       <w:tab/>
-      <w:t>2025-04-18</w:t>
+      <w:t>2025-04-19</w:t>
       <w:br/>
       <w:br/>
     </w:r>

--- a/tillsyn/A 57026-2024 tillsynsbegäran.docx
+++ b/tillsyn/A 57026-2024 tillsynsbegäran.docx
@@ -229,7 +229,7 @@
     <w:r>
       <w:tab/>
       <w:tab/>
-      <w:t>2025-05-03</w:t>
+      <w:t>2025-05-04</w:t>
       <w:br/>
       <w:br/>
     </w:r>

--- a/tillsyn/A 57026-2024 tillsynsbegäran.docx
+++ b/tillsyn/A 57026-2024 tillsynsbegäran.docx
@@ -229,7 +229,7 @@
     <w:r>
       <w:tab/>
       <w:tab/>
-      <w:t>2025-05-04</w:t>
+      <w:t>2025-05-06</w:t>
       <w:br/>
       <w:br/>
     </w:r>

--- a/tillsyn/A 57026-2024 tillsynsbegäran.docx
+++ b/tillsyn/A 57026-2024 tillsynsbegäran.docx
@@ -229,7 +229,7 @@
     <w:r>
       <w:tab/>
       <w:tab/>
-      <w:t>2025-05-06</w:t>
+      <w:t>2025-05-07</w:t>
       <w:br/>
       <w:br/>
     </w:r>

--- a/tillsyn/A 57026-2024 tillsynsbegäran.docx
+++ b/tillsyn/A 57026-2024 tillsynsbegäran.docx
@@ -229,7 +229,7 @@
     <w:r>
       <w:tab/>
       <w:tab/>
-      <w:t>2025-05-07</w:t>
+      <w:t>2025-05-08</w:t>
       <w:br/>
       <w:br/>
     </w:r>

--- a/tillsyn/A 57026-2024 tillsynsbegäran.docx
+++ b/tillsyn/A 57026-2024 tillsynsbegäran.docx
@@ -229,7 +229,7 @@
     <w:r>
       <w:tab/>
       <w:tab/>
-      <w:t>2025-05-08</w:t>
+      <w:t>2025-05-09</w:t>
       <w:br/>
       <w:br/>
     </w:r>

--- a/tillsyn/A 57026-2024 tillsynsbegäran.docx
+++ b/tillsyn/A 57026-2024 tillsynsbegäran.docx
@@ -229,7 +229,7 @@
     <w:r>
       <w:tab/>
       <w:tab/>
-      <w:t>2025-05-09</w:t>
+      <w:t>2025-05-10</w:t>
       <w:br/>
       <w:br/>
     </w:r>

--- a/tillsyn/A 57026-2024 tillsynsbegäran.docx
+++ b/tillsyn/A 57026-2024 tillsynsbegäran.docx
@@ -229,7 +229,7 @@
     <w:r>
       <w:tab/>
       <w:tab/>
-      <w:t>2025-05-10</w:t>
+      <w:t>2025-05-11</w:t>
       <w:br/>
       <w:br/>
     </w:r>

--- a/tillsyn/A 57026-2024 tillsynsbegäran.docx
+++ b/tillsyn/A 57026-2024 tillsynsbegäran.docx
@@ -229,7 +229,7 @@
     <w:r>
       <w:tab/>
       <w:tab/>
-      <w:t>2025-05-11</w:t>
+      <w:t>2025-05-12</w:t>
       <w:br/>
       <w:br/>
     </w:r>

--- a/tillsyn/A 57026-2024 tillsynsbegäran.docx
+++ b/tillsyn/A 57026-2024 tillsynsbegäran.docx
@@ -229,7 +229,7 @@
     <w:r>
       <w:tab/>
       <w:tab/>
-      <w:t>2025-05-12</w:t>
+      <w:t>2025-05-13</w:t>
       <w:br/>
       <w:br/>
     </w:r>

--- a/tillsyn/A 57026-2024 tillsynsbegäran.docx
+++ b/tillsyn/A 57026-2024 tillsynsbegäran.docx
@@ -229,7 +229,7 @@
     <w:r>
       <w:tab/>
       <w:tab/>
-      <w:t>2025-05-13</w:t>
+      <w:t>2025-05-14</w:t>
       <w:br/>
       <w:br/>
     </w:r>

--- a/tillsyn/A 57026-2024 tillsynsbegäran.docx
+++ b/tillsyn/A 57026-2024 tillsynsbegäran.docx
@@ -229,7 +229,7 @@
     <w:r>
       <w:tab/>
       <w:tab/>
-      <w:t>2025-05-14</w:t>
+      <w:t>2025-05-15</w:t>
       <w:br/>
       <w:br/>
     </w:r>

--- a/tillsyn/A 57026-2024 tillsynsbegäran.docx
+++ b/tillsyn/A 57026-2024 tillsynsbegäran.docx
@@ -229,7 +229,7 @@
     <w:r>
       <w:tab/>
       <w:tab/>
-      <w:t>2025-05-15</w:t>
+      <w:t>2025-05-16</w:t>
       <w:br/>
       <w:br/>
     </w:r>

--- a/tillsyn/A 57026-2024 tillsynsbegäran.docx
+++ b/tillsyn/A 57026-2024 tillsynsbegäran.docx
@@ -229,7 +229,7 @@
     <w:r>
       <w:tab/>
       <w:tab/>
-      <w:t>2025-05-16</w:t>
+      <w:t>2025-05-17</w:t>
       <w:br/>
       <w:br/>
     </w:r>

--- a/tillsyn/A 57026-2024 tillsynsbegäran.docx
+++ b/tillsyn/A 57026-2024 tillsynsbegäran.docx
@@ -229,7 +229,7 @@
     <w:r>
       <w:tab/>
       <w:tab/>
-      <w:t>2025-05-17</w:t>
+      <w:t>2025-05-18</w:t>
       <w:br/>
       <w:br/>
     </w:r>

--- a/tillsyn/A 57026-2024 tillsynsbegäran.docx
+++ b/tillsyn/A 57026-2024 tillsynsbegäran.docx
@@ -229,7 +229,7 @@
     <w:r>
       <w:tab/>
       <w:tab/>
-      <w:t>2025-05-18</w:t>
+      <w:t>2025-05-19</w:t>
       <w:br/>
       <w:br/>
     </w:r>

--- a/tillsyn/A 57026-2024 tillsynsbegäran.docx
+++ b/tillsyn/A 57026-2024 tillsynsbegäran.docx
@@ -229,7 +229,7 @@
     <w:r>
       <w:tab/>
       <w:tab/>
-      <w:t>2025-05-19</w:t>
+      <w:t>2025-05-20</w:t>
       <w:br/>
       <w:br/>
     </w:r>

--- a/tillsyn/A 57026-2024 tillsynsbegäran.docx
+++ b/tillsyn/A 57026-2024 tillsynsbegäran.docx
@@ -229,7 +229,7 @@
     <w:r>
       <w:tab/>
       <w:tab/>
-      <w:t>2025-05-20</w:t>
+      <w:t>2025-05-21</w:t>
       <w:br/>
       <w:br/>
     </w:r>

--- a/tillsyn/A 57026-2024 tillsynsbegäran.docx
+++ b/tillsyn/A 57026-2024 tillsynsbegäran.docx
@@ -101,6 +101,17 @@
         <w:t xml:space="preserve"> förekommer över hela Sverige på gammal hård ved, huvudsakligen på tall men i södra Sverige även på ek. Veden utgörs framförallt av grova stubbar, lågor och grenar. Substratet har blivit sällsyntare och nybildning av substrat sker bara i begränsad omfattning. Arten hotas av att grova lågor blir allt sällsyntare i dagens kulturskogar samt att nybildningen av lämpliga substrat går mycket långsamt. En riklig tillgång på gamla tall- eller eklågor måste säkerställas på artens lokaler (SLU Artdatabanken, 2024; Nitare &amp; Skogsstyrelsen, 2019).</w:t>
       </w:r>
     </w:p>
+    <w:p>
+      <w:r>
+        <w:rPr>
+          <w:b/>
+        </w:rPr>
+        <w:t xml:space="preserve">Kattfotslav </w:t>
+      </w:r>
+      <w:r>
+        <w:t>är en mycket god signalart i hela sitt svenska utbredningsområde och skogsbestånd med kattfotslav är alltid värdefulla ur naturvårdssynpunkt. Arten indikerar dels ett mikroklimat med konstant hög luftfuktighet, dels kontinuitet av äldre träd och god trädslutenhet. Trots att den är vanligare i sydvästra Sverige växer den enbart i skogsbestånd med höga naturvärden. Den är känslig för skogliga ingrepp som kan förändra lokal- och mikroklimat (Nitare &amp; Skogsstyrelsen, 2019).</w:t>
+      </w:r>
+    </w:p>
     <w:sectPr>
       <w:headerReference w:type="even" r:id="rId8"/>
       <w:headerReference w:type="default" r:id="rId9"/>
@@ -229,7 +240,7 @@
     <w:r>
       <w:tab/>
       <w:tab/>
-      <w:t>2025-05-21</w:t>
+      <w:t>2025-05-22</w:t>
       <w:br/>
       <w:br/>
     </w:r>

--- a/tillsyn/A 57026-2024 tillsynsbegäran.docx
+++ b/tillsyn/A 57026-2024 tillsynsbegäran.docx
@@ -240,7 +240,7 @@
     <w:r>
       <w:tab/>
       <w:tab/>
-      <w:t>2025-05-22</w:t>
+      <w:t>2025-05-23</w:t>
       <w:br/>
       <w:br/>
     </w:r>

--- a/tillsyn/A 57026-2024 tillsynsbegäran.docx
+++ b/tillsyn/A 57026-2024 tillsynsbegäran.docx
@@ -240,7 +240,7 @@
     <w:r>
       <w:tab/>
       <w:tab/>
-      <w:t>2025-05-23</w:t>
+      <w:t>2025-05-24</w:t>
       <w:br/>
       <w:br/>
     </w:r>

--- a/tillsyn/A 57026-2024 tillsynsbegäran.docx
+++ b/tillsyn/A 57026-2024 tillsynsbegäran.docx
@@ -240,7 +240,7 @@
     <w:r>
       <w:tab/>
       <w:tab/>
-      <w:t>2025-05-24</w:t>
+      <w:t>2025-05-25</w:t>
       <w:br/>
       <w:br/>
     </w:r>

--- a/tillsyn/A 57026-2024 tillsynsbegäran.docx
+++ b/tillsyn/A 57026-2024 tillsynsbegäran.docx
@@ -240,7 +240,7 @@
     <w:r>
       <w:tab/>
       <w:tab/>
-      <w:t>2025-05-25</w:t>
+      <w:t>2025-05-26</w:t>
       <w:br/>
       <w:br/>
     </w:r>

--- a/tillsyn/A 57026-2024 tillsynsbegäran.docx
+++ b/tillsyn/A 57026-2024 tillsynsbegäran.docx
@@ -240,7 +240,7 @@
     <w:r>
       <w:tab/>
       <w:tab/>
-      <w:t>2025-05-26</w:t>
+      <w:t>2025-05-27</w:t>
       <w:br/>
       <w:br/>
     </w:r>

--- a/tillsyn/A 57026-2024 tillsynsbegäran.docx
+++ b/tillsyn/A 57026-2024 tillsynsbegäran.docx
@@ -240,7 +240,7 @@
     <w:r>
       <w:tab/>
       <w:tab/>
-      <w:t>2025-05-27</w:t>
+      <w:t>2025-05-30</w:t>
       <w:br/>
       <w:br/>
     </w:r>

--- a/tillsyn/A 57026-2024 tillsynsbegäran.docx
+++ b/tillsyn/A 57026-2024 tillsynsbegäran.docx
@@ -240,7 +240,7 @@
     <w:r>
       <w:tab/>
       <w:tab/>
-      <w:t>2025-05-30</w:t>
+      <w:t>2025-06-01</w:t>
       <w:br/>
       <w:br/>
     </w:r>

--- a/tillsyn/A 57026-2024 tillsynsbegäran.docx
+++ b/tillsyn/A 57026-2024 tillsynsbegäran.docx
@@ -240,7 +240,7 @@
     <w:r>
       <w:tab/>
       <w:tab/>
-      <w:t>2025-06-01</w:t>
+      <w:t>2025-06-02</w:t>
       <w:br/>
       <w:br/>
     </w:r>

--- a/tillsyn/A 57026-2024 tillsynsbegäran.docx
+++ b/tillsyn/A 57026-2024 tillsynsbegäran.docx
@@ -240,7 +240,7 @@
     <w:r>
       <w:tab/>
       <w:tab/>
-      <w:t>2025-06-02</w:t>
+      <w:t>2025-06-03</w:t>
       <w:br/>
       <w:br/>
     </w:r>

--- a/tillsyn/A 57026-2024 tillsynsbegäran.docx
+++ b/tillsyn/A 57026-2024 tillsynsbegäran.docx
@@ -240,7 +240,7 @@
     <w:r>
       <w:tab/>
       <w:tab/>
-      <w:t>2025-06-03</w:t>
+      <w:t>2025-06-04</w:t>
       <w:br/>
       <w:br/>
     </w:r>

--- a/tillsyn/A 57026-2024 tillsynsbegäran.docx
+++ b/tillsyn/A 57026-2024 tillsynsbegäran.docx
@@ -240,7 +240,7 @@
     <w:r>
       <w:tab/>
       <w:tab/>
-      <w:t>2025-06-04</w:t>
+      <w:t>2025-06-05</w:t>
       <w:br/>
       <w:br/>
     </w:r>

--- a/tillsyn/A 57026-2024 tillsynsbegäran.docx
+++ b/tillsyn/A 57026-2024 tillsynsbegäran.docx
@@ -240,7 +240,7 @@
     <w:r>
       <w:tab/>
       <w:tab/>
-      <w:t>2025-06-13</w:t>
+      <w:t>2025-06-15</w:t>
       <w:br/>
       <w:br/>
     </w:r>

--- a/tillsyn/A 57026-2024 tillsynsbegäran.docx
+++ b/tillsyn/A 57026-2024 tillsynsbegäran.docx
@@ -240,7 +240,7 @@
     <w:r>
       <w:tab/>
       <w:tab/>
-      <w:t>2025-06-15</w:t>
+      <w:t>2025-06-16</w:t>
       <w:br/>
       <w:br/>
     </w:r>

--- a/tillsyn/A 57026-2024 tillsynsbegäran.docx
+++ b/tillsyn/A 57026-2024 tillsynsbegäran.docx
@@ -240,7 +240,7 @@
     <w:r>
       <w:tab/>
       <w:tab/>
-      <w:t>2025-06-16</w:t>
+      <w:t>2025-06-17</w:t>
       <w:br/>
       <w:br/>
     </w:r>

--- a/tillsyn/A 57026-2024 tillsynsbegäran.docx
+++ b/tillsyn/A 57026-2024 tillsynsbegäran.docx
@@ -240,7 +240,7 @@
     <w:r>
       <w:tab/>
       <w:tab/>
-      <w:t>2025-06-17</w:t>
+      <w:t>2025-06-18</w:t>
       <w:br/>
       <w:br/>
     </w:r>

--- a/tillsyn/A 57026-2024 tillsynsbegäran.docx
+++ b/tillsyn/A 57026-2024 tillsynsbegäran.docx
@@ -240,7 +240,7 @@
     <w:r>
       <w:tab/>
       <w:tab/>
-      <w:t>2025-06-18</w:t>
+      <w:t>2025-06-19</w:t>
       <w:br/>
       <w:br/>
     </w:r>

--- a/tillsyn/A 57026-2024 tillsynsbegäran.docx
+++ b/tillsyn/A 57026-2024 tillsynsbegäran.docx
@@ -240,7 +240,7 @@
     <w:r>
       <w:tab/>
       <w:tab/>
-      <w:t>2025-06-19</w:t>
+      <w:t>2025-06-20</w:t>
       <w:br/>
       <w:br/>
     </w:r>

--- a/tillsyn/A 57026-2024 tillsynsbegäran.docx
+++ b/tillsyn/A 57026-2024 tillsynsbegäran.docx
@@ -240,7 +240,7 @@
     <w:r>
       <w:tab/>
       <w:tab/>
-      <w:t>2025-06-20</w:t>
+      <w:t>2025-06-21</w:t>
       <w:br/>
       <w:br/>
     </w:r>

--- a/tillsyn/A 57026-2024 tillsynsbegäran.docx
+++ b/tillsyn/A 57026-2024 tillsynsbegäran.docx
@@ -240,7 +240,7 @@
     <w:r>
       <w:tab/>
       <w:tab/>
-      <w:t>2025-06-21</w:t>
+      <w:t>2025-06-22</w:t>
       <w:br/>
       <w:br/>
     </w:r>

--- a/tillsyn/A 57026-2024 tillsynsbegäran.docx
+++ b/tillsyn/A 57026-2024 tillsynsbegäran.docx
@@ -240,7 +240,7 @@
     <w:r>
       <w:tab/>
       <w:tab/>
-      <w:t>2025-06-22</w:t>
+      <w:t>2025-06-23</w:t>
       <w:br/>
       <w:br/>
     </w:r>

--- a/tillsyn/A 57026-2024 tillsynsbegäran.docx
+++ b/tillsyn/A 57026-2024 tillsynsbegäran.docx
@@ -240,7 +240,7 @@
     <w:r>
       <w:tab/>
       <w:tab/>
-      <w:t>2025-06-23</w:t>
+      <w:t>2025-06-24</w:t>
       <w:br/>
       <w:br/>
     </w:r>

--- a/tillsyn/A 57026-2024 tillsynsbegäran.docx
+++ b/tillsyn/A 57026-2024 tillsynsbegäran.docx
@@ -240,7 +240,7 @@
     <w:r>
       <w:tab/>
       <w:tab/>
-      <w:t>2025-06-24</w:t>
+      <w:t>2025-06-25</w:t>
       <w:br/>
       <w:br/>
     </w:r>

--- a/tillsyn/A 57026-2024 tillsynsbegäran.docx
+++ b/tillsyn/A 57026-2024 tillsynsbegäran.docx
@@ -240,7 +240,7 @@
     <w:r>
       <w:tab/>
       <w:tab/>
-      <w:t>2025-06-25</w:t>
+      <w:t>2025-06-26</w:t>
       <w:br/>
       <w:br/>
     </w:r>

--- a/tillsyn/A 57026-2024 tillsynsbegäran.docx
+++ b/tillsyn/A 57026-2024 tillsynsbegäran.docx
@@ -240,7 +240,7 @@
     <w:r>
       <w:tab/>
       <w:tab/>
-      <w:t>2025-06-26</w:t>
+      <w:t>2025-06-27</w:t>
       <w:br/>
       <w:br/>
     </w:r>

--- a/tillsyn/A 57026-2024 tillsynsbegäran.docx
+++ b/tillsyn/A 57026-2024 tillsynsbegäran.docx
@@ -240,7 +240,7 @@
     <w:r>
       <w:tab/>
       <w:tab/>
-      <w:t>2025-06-27</w:t>
+      <w:t>2025-06-28</w:t>
       <w:br/>
       <w:br/>
     </w:r>

--- a/tillsyn/A 57026-2024 tillsynsbegäran.docx
+++ b/tillsyn/A 57026-2024 tillsynsbegäran.docx
@@ -240,7 +240,7 @@
     <w:r>
       <w:tab/>
       <w:tab/>
-      <w:t>2025-06-28</w:t>
+      <w:t>2025-06-29</w:t>
       <w:br/>
       <w:br/>
     </w:r>

--- a/tillsyn/A 57026-2024 tillsynsbegäran.docx
+++ b/tillsyn/A 57026-2024 tillsynsbegäran.docx
@@ -240,7 +240,7 @@
     <w:r>
       <w:tab/>
       <w:tab/>
-      <w:t>2025-06-29</w:t>
+      <w:t>2025-06-30</w:t>
       <w:br/>
       <w:br/>
     </w:r>

--- a/tillsyn/A 57026-2024 tillsynsbegäran.docx
+++ b/tillsyn/A 57026-2024 tillsynsbegäran.docx
@@ -240,7 +240,7 @@
     <w:r>
       <w:tab/>
       <w:tab/>
-      <w:t>2025-06-30</w:t>
+      <w:t>2025-07-01</w:t>
       <w:br/>
       <w:br/>
     </w:r>

--- a/tillsyn/A 57026-2024 tillsynsbegäran.docx
+++ b/tillsyn/A 57026-2024 tillsynsbegäran.docx
@@ -240,7 +240,7 @@
     <w:r>
       <w:tab/>
       <w:tab/>
-      <w:t>2025-07-01</w:t>
+      <w:t>2025-07-02</w:t>
       <w:br/>
       <w:br/>
     </w:r>

--- a/tillsyn/A 57026-2024 tillsynsbegäran.docx
+++ b/tillsyn/A 57026-2024 tillsynsbegäran.docx
@@ -240,7 +240,7 @@
     <w:r>
       <w:tab/>
       <w:tab/>
-      <w:t>2025-07-02</w:t>
+      <w:t>2025-07-03</w:t>
       <w:br/>
       <w:br/>
     </w:r>

--- a/tillsyn/A 57026-2024 tillsynsbegäran.docx
+++ b/tillsyn/A 57026-2024 tillsynsbegäran.docx
@@ -240,7 +240,7 @@
     <w:r>
       <w:tab/>
       <w:tab/>
-      <w:t>2025-07-03</w:t>
+      <w:t>2025-07-04</w:t>
       <w:br/>
       <w:br/>
     </w:r>

--- a/tillsyn/A 57026-2024 tillsynsbegäran.docx
+++ b/tillsyn/A 57026-2024 tillsynsbegäran.docx
@@ -240,7 +240,7 @@
     <w:r>
       <w:tab/>
       <w:tab/>
-      <w:t>2025-07-04</w:t>
+      <w:t>2025-07-05</w:t>
       <w:br/>
       <w:br/>
     </w:r>

--- a/tillsyn/A 57026-2024 tillsynsbegäran.docx
+++ b/tillsyn/A 57026-2024 tillsynsbegäran.docx
@@ -240,7 +240,7 @@
     <w:r>
       <w:tab/>
       <w:tab/>
-      <w:t>2025-07-05</w:t>
+      <w:t>2025-07-06</w:t>
       <w:br/>
       <w:br/>
     </w:r>

--- a/tillsyn/A 57026-2024 tillsynsbegäran.docx
+++ b/tillsyn/A 57026-2024 tillsynsbegäran.docx
@@ -240,7 +240,7 @@
     <w:r>
       <w:tab/>
       <w:tab/>
-      <w:t>2025-07-06</w:t>
+      <w:t>2025-07-07</w:t>
       <w:br/>
       <w:br/>
     </w:r>

--- a/tillsyn/A 57026-2024 tillsynsbegäran.docx
+++ b/tillsyn/A 57026-2024 tillsynsbegäran.docx
@@ -240,7 +240,7 @@
     <w:r>
       <w:tab/>
       <w:tab/>
-      <w:t>2025-07-07</w:t>
+      <w:t>2025-07-08</w:t>
       <w:br/>
       <w:br/>
     </w:r>

--- a/tillsyn/A 57026-2024 tillsynsbegäran.docx
+++ b/tillsyn/A 57026-2024 tillsynsbegäran.docx
@@ -240,7 +240,7 @@
     <w:r>
       <w:tab/>
       <w:tab/>
-      <w:t>2025-07-08</w:t>
+      <w:t>2025-07-09</w:t>
       <w:br/>
       <w:br/>
     </w:r>

--- a/tillsyn/A 57026-2024 tillsynsbegäran.docx
+++ b/tillsyn/A 57026-2024 tillsynsbegäran.docx
@@ -240,7 +240,7 @@
     <w:r>
       <w:tab/>
       <w:tab/>
-      <w:t>2025-07-09</w:t>
+      <w:t>2025-07-11</w:t>
       <w:br/>
       <w:br/>
     </w:r>

--- a/tillsyn/A 57026-2024 tillsynsbegäran.docx
+++ b/tillsyn/A 57026-2024 tillsynsbegäran.docx
@@ -240,7 +240,7 @@
     <w:r>
       <w:tab/>
       <w:tab/>
-      <w:t>2025-07-11</w:t>
+      <w:t>2025-07-12</w:t>
       <w:br/>
       <w:br/>
     </w:r>

--- a/tillsyn/A 57026-2024 tillsynsbegäran.docx
+++ b/tillsyn/A 57026-2024 tillsynsbegäran.docx
@@ -240,7 +240,7 @@
     <w:r>
       <w:tab/>
       <w:tab/>
-      <w:t>2025-07-12</w:t>
+      <w:t>2025-07-13</w:t>
       <w:br/>
       <w:br/>
     </w:r>

--- a/tillsyn/A 57026-2024 tillsynsbegäran.docx
+++ b/tillsyn/A 57026-2024 tillsynsbegäran.docx
@@ -240,7 +240,7 @@
     <w:r>
       <w:tab/>
       <w:tab/>
-      <w:t>2025-07-13</w:t>
+      <w:t>2025-07-14</w:t>
       <w:br/>
       <w:br/>
     </w:r>

--- a/tillsyn/A 57026-2024 tillsynsbegäran.docx
+++ b/tillsyn/A 57026-2024 tillsynsbegäran.docx
@@ -240,7 +240,7 @@
     <w:r>
       <w:tab/>
       <w:tab/>
-      <w:t>2025-08-06</w:t>
+      <w:t>2025-08-09</w:t>
       <w:br/>
       <w:br/>
     </w:r>
